--- a/report/MLOps_Assignment1_Report.docx
+++ b/report/MLOps_Assignment1_Report.docx
@@ -1626,10 +1626,99 @@
     </w:p>
     <w:p>
       <w:r>
-        <w:t>[To be completed on Day 3 - GitHub Actions pipeline with lint, test, train, build+push, deploy stages]</w:t>
+        <w:t>A GitHub Actions CI/CD pipeline (.github/workflows/ci-cd.yml) automates the full lifecycle from code push to production deployment.</w:t>
       </w:r>
     </w:p>
-    <w:p/>
+    <w:p>
+      <w:pPr>
+        <w:pStyle w:val="Heading2"/>
+      </w:pPr>
+      <w:r>
+        <w:t>Pipeline Stages</w:t>
+      </w:r>
+    </w:p>
+    <w:p>
+      <w:pPr>
+        <w:pStyle w:val="ListBullet"/>
+      </w:pPr>
+      <w:r>
+        <w:t>Lint - flake8 (style checks) + black --check (formatting verification)</w:t>
+      </w:r>
+    </w:p>
+    <w:p>
+      <w:pPr>
+        <w:pStyle w:val="ListBullet"/>
+      </w:pPr>
+      <w:r>
+        <w:t>Test - install dependencies, train model (fresh), run pytest (32 tests)</w:t>
+      </w:r>
+    </w:p>
+    <w:p>
+      <w:pPr>
+        <w:pStyle w:val="ListBullet"/>
+      </w:pPr>
+      <w:r>
+        <w:t>Build &amp; Push - train model, build Docker image, push to GCP Artifact Registry</w:t>
+      </w:r>
+    </w:p>
+    <w:p>
+      <w:pPr>
+        <w:pStyle w:val="ListBullet"/>
+      </w:pPr>
+      <w:r>
+        <w:t>Deploy - get GKE credentials, kubectl set image, verify rollout status</w:t>
+      </w:r>
+    </w:p>
+    <w:p>
+      <w:r>
+        <w:t>The pipeline triggers on push to main and on pull requests. Build &amp; Push and Deploy stages only run on main branch pushes. Each stage depends on the previous one, ensuring failures are caught early.</w:t>
+      </w:r>
+    </w:p>
+    <w:p>
+      <w:pPr>
+        <w:pStyle w:val="Heading2"/>
+      </w:pPr>
+      <w:r>
+        <w:t>GitHub Secrets</w:t>
+      </w:r>
+    </w:p>
+    <w:p>
+      <w:pPr>
+        <w:pStyle w:val="ListBullet"/>
+      </w:pPr>
+      <w:r>
+        <w:t>GCP_SA_KEY - Service account JSON key for GCP authentication</w:t>
+      </w:r>
+    </w:p>
+    <w:p>
+      <w:pPr>
+        <w:pStyle w:val="ListBullet"/>
+      </w:pPr>
+      <w:r>
+        <w:t>GCP_PROJECT_ID - mlops-personal-lab</w:t>
+      </w:r>
+    </w:p>
+    <w:p>
+      <w:pPr>
+        <w:pStyle w:val="ListBullet"/>
+      </w:pPr>
+      <w:r>
+        <w:t>GKE_CLUSTER - mlops-cluster</w:t>
+      </w:r>
+    </w:p>
+    <w:p>
+      <w:pPr>
+        <w:pStyle w:val="ListBullet"/>
+      </w:pPr>
+      <w:r>
+        <w:t>GKE_ZONE - us-central1-a</w:t>
+      </w:r>
+    </w:p>
+    <w:p>
+      <w:r>
+        <w:br w:type="page"/>
+      </w:r>
+    </w:p>
     <w:p>
       <w:pPr>
         <w:pStyle w:val="Heading1"/>
@@ -1640,10 +1729,114 @@
     </w:p>
     <w:p>
       <w:r>
-        <w:t>[To be completed on Day 3 - GKE cluster, K8s manifests, LoadBalancer service, public API endpoint]</w:t>
+        <w:t>The model API is deployed to Google Kubernetes Engine (GKE) using a zonal Standard cluster with 1 e2-small node.</w:t>
       </w:r>
     </w:p>
-    <w:p/>
+    <w:p>
+      <w:pPr>
+        <w:pStyle w:val="Heading2"/>
+      </w:pPr>
+      <w:r>
+        <w:t>GCP Infrastructure</w:t>
+      </w:r>
+    </w:p>
+    <w:p>
+      <w:pPr>
+        <w:pStyle w:val="ListBullet"/>
+      </w:pPr>
+      <w:r>
+        <w:t>Project: mlops-personal-lab</w:t>
+      </w:r>
+    </w:p>
+    <w:p>
+      <w:pPr>
+        <w:pStyle w:val="ListBullet"/>
+      </w:pPr>
+      <w:r>
+        <w:t>Cluster: mlops-cluster (us-central1-a, 1 node, e2-small)</w:t>
+      </w:r>
+    </w:p>
+    <w:p>
+      <w:pPr>
+        <w:pStyle w:val="ListBullet"/>
+      </w:pPr>
+      <w:r>
+        <w:t>Container Registry: us-central1-docker.pkg.dev/mlops-personal-lab/mlops-repo</w:t>
+      </w:r>
+    </w:p>
+    <w:p>
+      <w:pPr>
+        <w:pStyle w:val="ListBullet"/>
+      </w:pPr>
+      <w:r>
+        <w:t>Service Account: github-actions-sa (Artifact Registry Writer + GKE Developer)</w:t>
+      </w:r>
+    </w:p>
+    <w:p>
+      <w:pPr>
+        <w:pStyle w:val="Heading2"/>
+      </w:pPr>
+      <w:r>
+        <w:t>Kubernetes Configuration</w:t>
+      </w:r>
+    </w:p>
+    <w:p>
+      <w:r>
+        <w:t>The deployment uses 1 replica with resource requests of 100m CPU / 128Mi memory and limits of 250m CPU / 256Mi memory. Liveness and readiness probes hit the /health endpoint to ensure the pod is serving traffic correctly.</w:t>
+      </w:r>
+    </w:p>
+    <w:p>
+      <w:r>
+        <w:t>A LoadBalancer Service exposes the API on port 80 (forwarding to container port 8000), provisioning a public IP address automatically.</w:t>
+      </w:r>
+    </w:p>
+    <w:p>
+      <w:pPr>
+        <w:pStyle w:val="Heading2"/>
+      </w:pPr>
+      <w:r>
+        <w:t>Live Endpoint</w:t>
+      </w:r>
+    </w:p>
+    <w:p>
+      <w:r>
+        <w:t>The API is accessible at: http://34.60.20.112</w:t>
+      </w:r>
+    </w:p>
+    <w:p>
+      <w:r>
+        <w:t>Verified endpoints:</w:t>
+      </w:r>
+    </w:p>
+    <w:p>
+      <w:pPr>
+        <w:pStyle w:val="ListBullet"/>
+      </w:pPr>
+      <w:r>
+        <w:t>GET /health - returns model status and readiness</w:t>
+      </w:r>
+    </w:p>
+    <w:p>
+      <w:pPr>
+        <w:pStyle w:val="ListBullet"/>
+      </w:pPr>
+      <w:r>
+        <w:t>POST /predict - accepts patient features, returns prediction with confidence</w:t>
+      </w:r>
+    </w:p>
+    <w:p>
+      <w:pPr>
+        <w:pStyle w:val="ListBullet"/>
+      </w:pPr>
+      <w:r>
+        <w:t>GET /metrics - Prometheus-format metrics for monitoring</w:t>
+      </w:r>
+    </w:p>
+    <w:p>
+      <w:r>
+        <w:br w:type="page"/>
+      </w:r>
+    </w:p>
     <w:p>
       <w:pPr>
         <w:pStyle w:val="Heading1"/>

--- a/report/MLOps_Assignment1_Report.docx
+++ b/report/MLOps_Assignment1_Report.docx
@@ -65,7 +65,7 @@
         <w:rPr>
           <w:sz w:val="22"/>
         </w:rPr>
-        <w:t>Date: May 05, 2026</w:t>
+        <w:t>Date: May 06, 2026</w:t>
       </w:r>
     </w:p>
     <w:p>
@@ -1846,8 +1846,100 @@
       </w:r>
     </w:p>
     <w:p>
+      <w:pPr>
+        <w:pStyle w:val="Heading2"/>
+      </w:pPr>
       <w:r>
-        <w:t>[To be completed on Day 4 - Prometheus metrics, Grafana dashboard, API request logging]</w:t>
+        <w:t>API Request Logging</w:t>
+      </w:r>
+    </w:p>
+    <w:p>
+      <w:r>
+        <w:t>The FastAPI application includes structured JSON logging for every prediction request. Each log entry includes: timestamp, input features, prediction result, confidence score, and model name. This provides an audit trail for debugging and compliance.</w:t>
+      </w:r>
+    </w:p>
+    <w:p>
+      <w:pPr>
+        <w:pStyle w:val="Heading2"/>
+      </w:pPr>
+      <w:r>
+        <w:t>Prometheus Metrics</w:t>
+      </w:r>
+    </w:p>
+    <w:p>
+      <w:r>
+        <w:t>The /metrics endpoint (auto-instrumented via prometheus-fastapi-instrumentator) exposes standard HTTP metrics in Prometheus format:</w:t>
+      </w:r>
+    </w:p>
+    <w:p>
+      <w:pPr>
+        <w:pStyle w:val="ListBullet"/>
+      </w:pPr>
+      <w:r>
+        <w:t>http_requests_total - counter of all requests by method, handler, and status</w:t>
+      </w:r>
+    </w:p>
+    <w:p>
+      <w:pPr>
+        <w:pStyle w:val="ListBullet"/>
+      </w:pPr>
+      <w:r>
+        <w:t>http_request_duration_seconds - histogram of request latency</w:t>
+      </w:r>
+    </w:p>
+    <w:p>
+      <w:pPr>
+        <w:pStyle w:val="ListBullet"/>
+      </w:pPr>
+      <w:r>
+        <w:t>http_requests_in_progress - gauge of concurrent requests</w:t>
+      </w:r>
+    </w:p>
+    <w:p>
+      <w:pPr>
+        <w:pStyle w:val="Heading2"/>
+      </w:pPr>
+      <w:r>
+        <w:t>Monitoring Stack (Prometheus + Grafana)</w:t>
+      </w:r>
+    </w:p>
+    <w:p>
+      <w:r>
+        <w:t>A monitoring stack is deployed in the GKE cluster alongside the API:</w:t>
+      </w:r>
+    </w:p>
+    <w:p>
+      <w:pPr>
+        <w:pStyle w:val="ListBullet"/>
+      </w:pPr>
+      <w:r>
+        <w:t>Prometheus (prom/prometheus:v2.51.0) - scrapes /metrics every 15s from the API service</w:t>
+      </w:r>
+    </w:p>
+    <w:p>
+      <w:pPr>
+        <w:pStyle w:val="ListBullet"/>
+      </w:pPr>
+      <w:r>
+        <w:t>Grafana (grafana/grafana:10.4.0) - provides dashboards with pre-configured Prometheus datasource</w:t>
+      </w:r>
+    </w:p>
+    <w:p>
+      <w:r>
+        <w:t>The Grafana dashboard displays: request rate, response latency percentiles (p50/p95/p99), HTTP status code distribution, error rate, total requests, and active requests. Access Grafana via port-forward:</w:t>
+      </w:r>
+    </w:p>
+    <w:p>
+      <w:pPr>
+        <w:pStyle w:val="ListBullet"/>
+      </w:pPr>
+      <w:r>
+        <w:t>kubectl port-forward svc/grafana 3000:3000</w:t>
+      </w:r>
+    </w:p>
+    <w:p>
+      <w:r>
+        <w:t>A traffic generation script (scripts/generate_traffic.sh) sends randomized prediction requests to populate the dashboards with live data.</w:t>
       </w:r>
     </w:p>
     <w:p>
@@ -1860,18 +1952,161 @@
         <w:pStyle w:val="Heading1"/>
       </w:pPr>
       <w:r>
-        <w:t>10. Architecture Diagram &amp; Conclusion</w:t>
+        <w:t>10. Architecture &amp; Conclusion</w:t>
+      </w:r>
+    </w:p>
+    <w:p>
+      <w:pPr>
+        <w:pStyle w:val="Heading2"/>
+      </w:pPr>
+      <w:r>
+        <w:t>End-to-End Pipeline Architecture</w:t>
       </w:r>
     </w:p>
     <w:p>
       <w:r>
-        <w:t>[To be added - End-to-end pipeline diagram: Data -&gt; Preprocessing -&gt; Training (MLflow) -&gt; Model Packaging -&gt; Docker -&gt; GKE -&gt; API -&gt; Monitoring]</w:t>
+        <w:t>The complete MLOps pipeline flow:</w:t>
       </w:r>
     </w:p>
-    <w:p/>
+    <w:p>
+      <w:pPr>
+        <w:pStyle w:val="ListBullet"/>
+      </w:pPr>
+      <w:r>
+        <w:t>1. Data Acquisition: UCI Repository via ucimlrepo package (dataset ID 45)</w:t>
+      </w:r>
+    </w:p>
+    <w:p>
+      <w:pPr>
+        <w:pStyle w:val="ListBullet"/>
+      </w:pPr>
+      <w:r>
+        <w:t>2. Preprocessing: Missing value imputation + target binarization</w:t>
+      </w:r>
+    </w:p>
+    <w:p>
+      <w:pPr>
+        <w:pStyle w:val="ListBullet"/>
+      </w:pPr>
+      <w:r>
+        <w:t>3. Feature Engineering: sklearn ColumnTransformer (StandardScaler + OneHotEncoder)</w:t>
+      </w:r>
+    </w:p>
+    <w:p>
+      <w:pPr>
+        <w:pStyle w:val="ListBullet"/>
+      </w:pPr>
+      <w:r>
+        <w:t>4. Training: 3 models with GridSearchCV, 5-fold stratified CV</w:t>
+      </w:r>
+    </w:p>
+    <w:p>
+      <w:pPr>
+        <w:pStyle w:val="ListBullet"/>
+      </w:pPr>
+      <w:r>
+        <w:t>5. Experiment Tracking: MLflow logs params, metrics, artifacts per run</w:t>
+      </w:r>
+    </w:p>
+    <w:p>
+      <w:pPr>
+        <w:pStyle w:val="ListBullet"/>
+      </w:pPr>
+      <w:r>
+        <w:t>6. Model Packaging: joblib pickle + models_metadata.json</w:t>
+      </w:r>
+    </w:p>
+    <w:p>
+      <w:pPr>
+        <w:pStyle w:val="ListBullet"/>
+      </w:pPr>
+      <w:r>
+        <w:t>7. API: FastAPI with /predict, /health, /metrics endpoints</w:t>
+      </w:r>
+    </w:p>
+    <w:p>
+      <w:pPr>
+        <w:pStyle w:val="ListBullet"/>
+      </w:pPr>
+      <w:r>
+        <w:t>8. Containerization: Docker (python:3.11-slim)</w:t>
+      </w:r>
+    </w:p>
+    <w:p>
+      <w:pPr>
+        <w:pStyle w:val="ListBullet"/>
+      </w:pPr>
+      <w:r>
+        <w:t>9. CI/CD: GitHub Actions (lint -&gt; test -&gt; build+push -&gt; deploy)</w:t>
+      </w:r>
+    </w:p>
+    <w:p>
+      <w:pPr>
+        <w:pStyle w:val="ListBullet"/>
+      </w:pPr>
+      <w:r>
+        <w:t>10. Deployment: GKE (1 replica, LoadBalancer, health probes)</w:t>
+      </w:r>
+    </w:p>
+    <w:p>
+      <w:pPr>
+        <w:pStyle w:val="ListBullet"/>
+      </w:pPr>
+      <w:r>
+        <w:t>11. Monitoring: Prometheus + Grafana (request rate, latency, errors)</w:t>
+      </w:r>
+    </w:p>
+    <w:p>
+      <w:pPr>
+        <w:pStyle w:val="Heading2"/>
+      </w:pPr>
+      <w:r>
+        <w:t>Conclusion</w:t>
+      </w:r>
+    </w:p>
     <w:p>
       <w:r>
-        <w:t>[To be completed on Day 4 - Summary of findings, lessons learned, and link to code repository]</w:t>
+        <w:t>This project demonstrates a complete MLOps lifecycle from raw data to production-deployed model with automated CI/CD and monitoring. Key outcomes:</w:t>
+      </w:r>
+    </w:p>
+    <w:p>
+      <w:pPr>
+        <w:pStyle w:val="ListBullet"/>
+      </w:pPr>
+      <w:r>
+        <w:t>Logistic Regression achieved best performance (ROC-AUC: 0.9643) on the Cleveland dataset</w:t>
+      </w:r>
+    </w:p>
+    <w:p>
+      <w:pPr>
+        <w:pStyle w:val="ListBullet"/>
+      </w:pPr>
+      <w:r>
+        <w:t>Full reproducibility via ucimlrepo data fetching and pinned requirements</w:t>
+      </w:r>
+    </w:p>
+    <w:p>
+      <w:pPr>
+        <w:pStyle w:val="ListBullet"/>
+      </w:pPr>
+      <w:r>
+        <w:t>Automated pipeline ensures code quality (lint + 32 tests) before deployment</w:t>
+      </w:r>
+    </w:p>
+    <w:p>
+      <w:pPr>
+        <w:pStyle w:val="ListBullet"/>
+      </w:pPr>
+      <w:r>
+        <w:t>Production API serves predictions at http://34.60.20.112 with sub-second latency</w:t>
+      </w:r>
+    </w:p>
+    <w:p>
+      <w:pPr>
+        <w:pStyle w:val="ListBullet"/>
+      </w:pPr>
+      <w:r>
+        <w:t>Monitoring stack provides real-time visibility into API health and performance</w:t>
       </w:r>
     </w:p>
     <w:sectPr>

--- a/report/MLOps_Assignment1_Report.docx
+++ b/report/MLOps_Assignment1_Report.docx
@@ -12,12 +12,21 @@
       <w:pPr>
         <w:jc w:val="center"/>
       </w:pPr>
+      <w:proofErr w:type="spellStart"/>
       <w:r>
         <w:rPr>
           <w:b/>
           <w:sz w:val="56"/>
         </w:rPr>
-        <w:t>MLOps Assignment 1</w:t>
+        <w:t>MLOps</w:t>
+      </w:r>
+      <w:proofErr w:type="spellEnd"/>
+      <w:r>
+        <w:rPr>
+          <w:b/>
+          <w:sz w:val="56"/>
+        </w:rPr>
+        <w:t xml:space="preserve"> Assignment 1</w:t>
       </w:r>
     </w:p>
     <w:p>
@@ -41,7 +50,21 @@
         <w:rPr>
           <w:sz w:val="24"/>
         </w:rPr>
-        <w:t>Course: MLOps (S2-25_AMLCSZG523)</w:t>
+        <w:t xml:space="preserve">Course: </w:t>
+      </w:r>
+      <w:proofErr w:type="spellStart"/>
+      <w:r>
+        <w:rPr>
+          <w:sz w:val="24"/>
+        </w:rPr>
+        <w:t>MLOps</w:t>
+      </w:r>
+      <w:proofErr w:type="spellEnd"/>
+      <w:r>
+        <w:rPr>
+          <w:sz w:val="24"/>
+        </w:rPr>
+        <w:t xml:space="preserve"> (S2-25_AMLCSZG523)</w:t>
       </w:r>
     </w:p>
     <w:p/>
@@ -108,7 +131,15 @@
         <w:spacing w:after="120"/>
       </w:pPr>
       <w:r>
-        <w:t>4. Experiment Tracking (MLflow)</w:t>
+        <w:t>4. Experiment Tracking (</w:t>
+      </w:r>
+      <w:proofErr w:type="spellStart"/>
+      <w:r>
+        <w:t>MLflow</w:t>
+      </w:r>
+      <w:proofErr w:type="spellEnd"/>
+      <w:r>
+        <w:t>)</w:t>
       </w:r>
     </w:p>
     <w:p>
@@ -175,7 +206,15 @@
     </w:p>
     <w:p>
       <w:r>
-        <w:t>This project implements a complete MLOps pipeline for heart disease prediction using the Cleveland dataset from the UCI ML Repository.</w:t>
+        <w:t xml:space="preserve">This project implements a complete </w:t>
+      </w:r>
+      <w:proofErr w:type="spellStart"/>
+      <w:r>
+        <w:t>MLOps</w:t>
+      </w:r>
+      <w:proofErr w:type="spellEnd"/>
+      <w:r>
+        <w:t xml:space="preserve"> pipeline for heart disease prediction using the Cleveland dataset from the UCI ML Repository.</w:t>
       </w:r>
     </w:p>
     <w:p>
@@ -291,8 +330,13 @@
             <w:tcW w:w="4320" w:type="dxa"/>
           </w:tcPr>
           <w:p>
+            <w:proofErr w:type="spellStart"/>
             <w:r>
-              <w:t>MLflow (local)</w:t>
+              <w:t>MLflow</w:t>
+            </w:r>
+            <w:proofErr w:type="spellEnd"/>
+            <w:r>
+              <w:t xml:space="preserve"> (local)</w:t>
             </w:r>
           </w:p>
         </w:tc>
@@ -316,9 +360,11 @@
             <w:tcW w:w="4320" w:type="dxa"/>
           </w:tcPr>
           <w:p>
+            <w:proofErr w:type="spellStart"/>
             <w:r>
               <w:t>FastAPI</w:t>
             </w:r>
+            <w:proofErr w:type="spellEnd"/>
           </w:p>
         </w:tc>
       </w:tr>
@@ -466,9 +512,11 @@
             <w:tcW w:w="4320" w:type="dxa"/>
           </w:tcPr>
           <w:p>
+            <w:proofErr w:type="spellStart"/>
             <w:r>
               <w:t>Pytest</w:t>
             </w:r>
+            <w:proofErr w:type="spellEnd"/>
           </w:p>
         </w:tc>
       </w:tr>
@@ -487,7 +535,15 @@
         <w:pStyle w:val="ListBullet"/>
       </w:pPr>
       <w:r>
-        <w:t>1. Clone repository: git clone &lt;repo-url&gt;</w:t>
+        <w:t>1. Clone repository: git clone &lt;repo-</w:t>
+      </w:r>
+      <w:proofErr w:type="spellStart"/>
+      <w:r>
+        <w:t>url</w:t>
+      </w:r>
+      <w:proofErr w:type="spellEnd"/>
+      <w:r>
+        <w:t>&gt;</w:t>
       </w:r>
     </w:p>
     <w:p>
@@ -495,7 +551,31 @@
         <w:pStyle w:val="ListBullet"/>
       </w:pPr>
       <w:r>
-        <w:t>2. Create conda environment: conda create -n mlops python=3.11</w:t>
+        <w:t xml:space="preserve">2. Create </w:t>
+      </w:r>
+      <w:proofErr w:type="spellStart"/>
+      <w:r>
+        <w:t>conda</w:t>
+      </w:r>
+      <w:proofErr w:type="spellEnd"/>
+      <w:r>
+        <w:t xml:space="preserve"> environment: </w:t>
+      </w:r>
+      <w:proofErr w:type="spellStart"/>
+      <w:r>
+        <w:t>conda</w:t>
+      </w:r>
+      <w:proofErr w:type="spellEnd"/>
+      <w:r>
+        <w:t xml:space="preserve"> create -n </w:t>
+      </w:r>
+      <w:proofErr w:type="spellStart"/>
+      <w:r>
+        <w:t>mlops</w:t>
+      </w:r>
+      <w:proofErr w:type="spellEnd"/>
+      <w:r>
+        <w:t xml:space="preserve"> python=3.11</w:t>
       </w:r>
     </w:p>
     <w:p>
@@ -503,8 +583,21 @@
         <w:pStyle w:val="ListBullet"/>
       </w:pPr>
       <w:r>
-        <w:t>3. Activate: conda activate mlops</w:t>
-      </w:r>
+        <w:t xml:space="preserve">3. Activate: </w:t>
+      </w:r>
+      <w:proofErr w:type="spellStart"/>
+      <w:r>
+        <w:t>conda</w:t>
+      </w:r>
+      <w:proofErr w:type="spellEnd"/>
+      <w:r>
+        <w:t xml:space="preserve"> activate </w:t>
+      </w:r>
+      <w:proofErr w:type="spellStart"/>
+      <w:r>
+        <w:t>mlops</w:t>
+      </w:r>
+      <w:proofErr w:type="spellEnd"/>
     </w:p>
     <w:p>
       <w:pPr>
@@ -527,7 +620,23 @@
         <w:pStyle w:val="ListBullet"/>
       </w:pPr>
       <w:r>
-        <w:t>6. Run API locally: uvicorn api.app:app --reload</w:t>
+        <w:t xml:space="preserve">6. Run API locally: </w:t>
+      </w:r>
+      <w:proofErr w:type="spellStart"/>
+      <w:r>
+        <w:t>uvicorn</w:t>
+      </w:r>
+      <w:proofErr w:type="spellEnd"/>
+      <w:r>
+        <w:t xml:space="preserve"> </w:t>
+      </w:r>
+      <w:proofErr w:type="spellStart"/>
+      <w:r>
+        <w:t>api.app:app</w:t>
+      </w:r>
+      <w:proofErr w:type="spellEnd"/>
+      <w:r>
+        <w:t xml:space="preserve"> --reload</w:t>
       </w:r>
     </w:p>
     <w:p>
@@ -535,7 +644,15 @@
         <w:pStyle w:val="ListBullet"/>
       </w:pPr>
       <w:r>
-        <w:t>7. Run tests: pytest tests/ -v</w:t>
+        <w:t xml:space="preserve">7. Run tests: </w:t>
+      </w:r>
+      <w:proofErr w:type="spellStart"/>
+      <w:r>
+        <w:t>pytest</w:t>
+      </w:r>
+      <w:proofErr w:type="spellEnd"/>
+      <w:r>
+        <w:t xml:space="preserve"> tests/ -v</w:t>
       </w:r>
     </w:p>
     <w:p>
@@ -554,7 +671,15 @@
     </w:p>
     <w:p>
       <w:r>
-        <w:t>The dataset is fetched directly from the UCI ML Repository using the ucimlrepo Python package (dataset ID: 45). This ensures reproducibility without shipping data files in the repository.</w:t>
+        <w:t xml:space="preserve">The dataset is fetched directly from the UCI ML Repository using the </w:t>
+      </w:r>
+      <w:proofErr w:type="spellStart"/>
+      <w:r>
+        <w:t>ucimlrepo</w:t>
+      </w:r>
+      <w:proofErr w:type="spellEnd"/>
+      <w:r>
+        <w:t xml:space="preserve"> Python package (dataset ID: 45). This ensures reproducibility without shipping data files in the repository.</w:t>
       </w:r>
     </w:p>
     <w:p>
@@ -583,7 +708,15 @@
         <w:pStyle w:val="ListBullet"/>
       </w:pPr>
       <w:r>
-        <w:t>Missing values: Only 6 total (ca: 4, thal: 2) - median imputation applied</w:t>
+        <w:t xml:space="preserve">Missing values: Only 6 total (ca: 4, </w:t>
+      </w:r>
+      <w:proofErr w:type="spellStart"/>
+      <w:r>
+        <w:t>thal</w:t>
+      </w:r>
+      <w:proofErr w:type="spellEnd"/>
+      <w:r>
+        <w:t>: 2) - median imputation applied</w:t>
       </w:r>
     </w:p>
     <w:p>
@@ -591,8 +724,37 @@
         <w:pStyle w:val="ListBullet"/>
       </w:pPr>
       <w:r>
-        <w:t>Strongest predictors: thal, ca, oldpeak, exang, cp, thalach</w:t>
-      </w:r>
+        <w:t xml:space="preserve">Strongest predictors: </w:t>
+      </w:r>
+      <w:proofErr w:type="spellStart"/>
+      <w:r>
+        <w:t>thal</w:t>
+      </w:r>
+      <w:proofErr w:type="spellEnd"/>
+      <w:r>
+        <w:t xml:space="preserve">, ca, </w:t>
+      </w:r>
+      <w:proofErr w:type="spellStart"/>
+      <w:r>
+        <w:t>oldpeak</w:t>
+      </w:r>
+      <w:proofErr w:type="spellEnd"/>
+      <w:r>
+        <w:t xml:space="preserve">, </w:t>
+      </w:r>
+      <w:proofErr w:type="spellStart"/>
+      <w:r>
+        <w:t>exang</w:t>
+      </w:r>
+      <w:proofErr w:type="spellEnd"/>
+      <w:r>
+        <w:t xml:space="preserve">, cp, </w:t>
+      </w:r>
+      <w:proofErr w:type="spellStart"/>
+      <w:r>
+        <w:t>thalach</w:t>
+      </w:r>
+      <w:proofErr w:type="spellEnd"/>
     </w:p>
     <w:p>
       <w:pPr>
@@ -858,7 +1020,95 @@
     </w:p>
     <w:p>
       <w:r>
-        <w:t>Features are preprocessed using a scikit-learn ColumnTransformer pipeline: StandardScaler for 5 numerical features (age, trestbps, chol, thalach, oldpeak) and OneHotEncoder for 8 categorical features (sex, cp, fbs, restecg, exang, slope, ca, thal). This produces 20 transformed features.</w:t>
+        <w:t xml:space="preserve">Features are preprocessed using a scikit-learn </w:t>
+      </w:r>
+      <w:proofErr w:type="spellStart"/>
+      <w:r>
+        <w:t>ColumnTransformer</w:t>
+      </w:r>
+      <w:proofErr w:type="spellEnd"/>
+      <w:r>
+        <w:t xml:space="preserve"> pipeline: </w:t>
+      </w:r>
+      <w:proofErr w:type="spellStart"/>
+      <w:r>
+        <w:t>StandardScaler</w:t>
+      </w:r>
+      <w:proofErr w:type="spellEnd"/>
+      <w:r>
+        <w:t xml:space="preserve"> for 5 numerical features (age, </w:t>
+      </w:r>
+      <w:proofErr w:type="spellStart"/>
+      <w:r>
+        <w:t>trestbps</w:t>
+      </w:r>
+      <w:proofErr w:type="spellEnd"/>
+      <w:r>
+        <w:t xml:space="preserve">, </w:t>
+      </w:r>
+      <w:proofErr w:type="spellStart"/>
+      <w:r>
+        <w:t>chol</w:t>
+      </w:r>
+      <w:proofErr w:type="spellEnd"/>
+      <w:r>
+        <w:t xml:space="preserve">, </w:t>
+      </w:r>
+      <w:proofErr w:type="spellStart"/>
+      <w:r>
+        <w:t>thalach</w:t>
+      </w:r>
+      <w:proofErr w:type="spellEnd"/>
+      <w:r>
+        <w:t xml:space="preserve">, </w:t>
+      </w:r>
+      <w:proofErr w:type="spellStart"/>
+      <w:r>
+        <w:t>oldpeak</w:t>
+      </w:r>
+      <w:proofErr w:type="spellEnd"/>
+      <w:r>
+        <w:t xml:space="preserve">) and </w:t>
+      </w:r>
+      <w:proofErr w:type="spellStart"/>
+      <w:r>
+        <w:t>OneHotEncoder</w:t>
+      </w:r>
+      <w:proofErr w:type="spellEnd"/>
+      <w:r>
+        <w:t xml:space="preserve"> for 8 categorical features (sex, cp, </w:t>
+      </w:r>
+      <w:proofErr w:type="spellStart"/>
+      <w:r>
+        <w:t>fbs</w:t>
+      </w:r>
+      <w:proofErr w:type="spellEnd"/>
+      <w:r>
+        <w:t xml:space="preserve">, </w:t>
+      </w:r>
+      <w:proofErr w:type="spellStart"/>
+      <w:r>
+        <w:t>restecg</w:t>
+      </w:r>
+      <w:proofErr w:type="spellEnd"/>
+      <w:r>
+        <w:t xml:space="preserve">, </w:t>
+      </w:r>
+      <w:proofErr w:type="spellStart"/>
+      <w:r>
+        <w:t>exang</w:t>
+      </w:r>
+      <w:proofErr w:type="spellEnd"/>
+      <w:r>
+        <w:t xml:space="preserve">, slope, ca, </w:t>
+      </w:r>
+      <w:proofErr w:type="spellStart"/>
+      <w:r>
+        <w:t>thal</w:t>
+      </w:r>
+      <w:proofErr w:type="spellEnd"/>
+      <w:r>
+        <w:t>). This produces 20 transformed features.</w:t>
       </w:r>
     </w:p>
     <w:p>
@@ -871,7 +1121,15 @@
     </w:p>
     <w:p>
       <w:r>
-        <w:t>Three classifiers were trained with hyperparameter tuning via 5-fold stratified cross-validation using GridSearchCV:</w:t>
+        <w:t xml:space="preserve">Three classifiers were trained with hyperparameter tuning via 5-fold stratified cross-validation using </w:t>
+      </w:r>
+      <w:proofErr w:type="spellStart"/>
+      <w:r>
+        <w:t>GridSearchCV</w:t>
+      </w:r>
+      <w:proofErr w:type="spellEnd"/>
+      <w:r>
+        <w:t>:</w:t>
       </w:r>
     </w:p>
     <w:tbl>
@@ -963,9 +1221,11 @@
             <w:tcW w:w="1440" w:type="dxa"/>
           </w:tcPr>
           <w:p>
+            <w:proofErr w:type="spellStart"/>
             <w:r>
               <w:t>LogisticRegression</w:t>
             </w:r>
+            <w:proofErr w:type="spellEnd"/>
           </w:p>
         </w:tc>
         <w:tc>
@@ -1028,9 +1288,11 @@
             <w:tcW w:w="1440" w:type="dxa"/>
           </w:tcPr>
           <w:p>
+            <w:proofErr w:type="spellStart"/>
             <w:r>
               <w:t>RandomForest</w:t>
             </w:r>
+            <w:proofErr w:type="spellEnd"/>
           </w:p>
         </w:tc>
         <w:tc>
@@ -1093,9 +1355,11 @@
             <w:tcW w:w="1440" w:type="dxa"/>
           </w:tcPr>
           <w:p>
+            <w:proofErr w:type="spellStart"/>
             <w:r>
               <w:t>GradientBoosting</w:t>
             </w:r>
+            <w:proofErr w:type="spellEnd"/>
           </w:p>
         </w:tc>
         <w:tc>
@@ -1153,7 +1417,15 @@
     <w:p/>
     <w:p>
       <w:r>
-        <w:t>Best model: LogisticRegression with ROC-AUC = 0.9643</w:t>
+        <w:t xml:space="preserve">Best model: </w:t>
+      </w:r>
+      <w:proofErr w:type="spellStart"/>
+      <w:r>
+        <w:t>LogisticRegression</w:t>
+      </w:r>
+      <w:proofErr w:type="spellEnd"/>
+      <w:r>
+        <w:t xml:space="preserve"> with ROC-AUC = 0.9643</w:t>
       </w:r>
     </w:p>
     <w:p>
@@ -1377,12 +1649,33 @@
       </w:pPr>
       <w:r>
         <w:lastRenderedPageBreak/>
-        <w:t>4. Experiment Tracking (MLflow)</w:t>
-      </w:r>
-    </w:p>
-    <w:p>
-      <w:r>
-        <w:t>MLflow is integrated into the training pipeline (src/train.py) to track all experiment runs. For each model, the following are logged:</w:t>
+        <w:t>4. Experiment Tracking (</w:t>
+      </w:r>
+      <w:proofErr w:type="spellStart"/>
+      <w:r>
+        <w:t>MLflow</w:t>
+      </w:r>
+      <w:proofErr w:type="spellEnd"/>
+      <w:r>
+        <w:t>)</w:t>
+      </w:r>
+    </w:p>
+    <w:p>
+      <w:proofErr w:type="spellStart"/>
+      <w:r>
+        <w:t>MLflow</w:t>
+      </w:r>
+      <w:proofErr w:type="spellEnd"/>
+      <w:r>
+        <w:t xml:space="preserve"> is integrated into the training pipeline (</w:t>
+      </w:r>
+      <w:proofErr w:type="spellStart"/>
+      <w:r>
+        <w:t>src</w:t>
+      </w:r>
+      <w:proofErr w:type="spellEnd"/>
+      <w:r>
+        <w:t>/train.py) to track all experiment runs. For each model, the following are logged:</w:t>
       </w:r>
     </w:p>
     <w:p>
@@ -1390,8 +1683,21 @@
         <w:pStyle w:val="ListBullet"/>
       </w:pPr>
       <w:r>
-        <w:t>Parameters: model type, hyperparameter grid, best hyperparameters, test_size, cv_folds</w:t>
-      </w:r>
+        <w:t xml:space="preserve">Parameters: model type, hyperparameter grid, best hyperparameters, </w:t>
+      </w:r>
+      <w:proofErr w:type="spellStart"/>
+      <w:r>
+        <w:t>test_size</w:t>
+      </w:r>
+      <w:proofErr w:type="spellEnd"/>
+      <w:r>
+        <w:t xml:space="preserve">, </w:t>
+      </w:r>
+      <w:proofErr w:type="spellStart"/>
+      <w:r>
+        <w:t>cv_folds</w:t>
+      </w:r>
+      <w:proofErr w:type="spellEnd"/>
     </w:p>
     <w:p>
       <w:pPr>
@@ -1406,12 +1712,68 @@
         <w:pStyle w:val="ListBullet"/>
       </w:pPr>
       <w:r>
-        <w:t>Artifacts: trained model (sklearn), confusion matrix plot, ROC curve plot, feature importance plot</w:t>
-      </w:r>
-    </w:p>
-    <w:p>
-      <w:r>
-        <w:t>The MLflow tracking data is stored in experiment_tracking/ and can be viewed by running: mlflow ui --backend-store-uri experiment_tracking/</w:t>
+        <w:t>Artifacts: trained model (</w:t>
+      </w:r>
+      <w:proofErr w:type="spellStart"/>
+      <w:r>
+        <w:t>sklearn</w:t>
+      </w:r>
+      <w:proofErr w:type="spellEnd"/>
+      <w:r>
+        <w:t>), confusion matrix plot, ROC curve plot, feature importance plot</w:t>
+      </w:r>
+    </w:p>
+    <w:p>
+      <w:r>
+        <w:t xml:space="preserve">The </w:t>
+      </w:r>
+      <w:proofErr w:type="spellStart"/>
+      <w:r>
+        <w:t>MLflow</w:t>
+      </w:r>
+      <w:proofErr w:type="spellEnd"/>
+      <w:r>
+        <w:t xml:space="preserve"> tracking data is stored in </w:t>
+      </w:r>
+      <w:proofErr w:type="spellStart"/>
+      <w:r>
+        <w:t>experiment_tracking</w:t>
+      </w:r>
+      <w:proofErr w:type="spellEnd"/>
+      <w:r>
+        <w:t xml:space="preserve">/ and can be viewed by running: </w:t>
+      </w:r>
+      <w:proofErr w:type="spellStart"/>
+      <w:r>
+        <w:t>mlflow</w:t>
+      </w:r>
+      <w:proofErr w:type="spellEnd"/>
+      <w:r>
+        <w:t xml:space="preserve"> </w:t>
+      </w:r>
+      <w:proofErr w:type="spellStart"/>
+      <w:r>
+        <w:t>ui</w:t>
+      </w:r>
+      <w:proofErr w:type="spellEnd"/>
+      <w:r>
+        <w:t xml:space="preserve"> --backend-store-</w:t>
+      </w:r>
+      <w:proofErr w:type="spellStart"/>
+      <w:r>
+        <w:t>uri</w:t>
+      </w:r>
+      <w:proofErr w:type="spellEnd"/>
+      <w:r>
+        <w:t xml:space="preserve"> </w:t>
+      </w:r>
+      <w:proofErr w:type="spellStart"/>
+      <w:r>
+        <w:t>experiment_tracking</w:t>
+      </w:r>
+      <w:proofErr w:type="spellEnd"/>
+      <w:r>
+        <w:t>/</w:t>
       </w:r>
     </w:p>
     <w:p>
@@ -1424,7 +1786,23 @@
     </w:p>
     <w:p>
       <w:r>
-        <w:t>Since MLflow uses internally generated IDs for its directory structure (not human-readable), we also export a clean, time-based summary after each training run to screenshots/mlflow/. Each run creates a timestamped subfolder (e.g., run_2026-05-04_13-20-32/) containing:</w:t>
+        <w:t xml:space="preserve">Since </w:t>
+      </w:r>
+      <w:proofErr w:type="spellStart"/>
+      <w:r>
+        <w:t>MLflow</w:t>
+      </w:r>
+      <w:proofErr w:type="spellEnd"/>
+      <w:r>
+        <w:t xml:space="preserve"> uses internally generated IDs for its directory structure (not human-readable), we also export a clean, time-based summary after each training run to screenshots/</w:t>
+      </w:r>
+      <w:proofErr w:type="spellStart"/>
+      <w:r>
+        <w:t>mlflow</w:t>
+      </w:r>
+      <w:proofErr w:type="spellEnd"/>
+      <w:r>
+        <w:t>/. Each run creates a timestamped subfolder (e.g., run_2026-05-04_13-20-32/) containing:</w:t>
       </w:r>
     </w:p>
     <w:p>
@@ -1439,8 +1817,13 @@
       <w:pPr>
         <w:pStyle w:val="ListBullet"/>
       </w:pPr>
-      <w:r>
-        <w:t>experiment_runs_log.json - full experiment log including hyperparameter grids, best parameters, and artifact references</w:t>
+      <w:proofErr w:type="spellStart"/>
+      <w:r>
+        <w:t>experiment_runs_log.json</w:t>
+      </w:r>
+      <w:proofErr w:type="spellEnd"/>
+      <w:r>
+        <w:t xml:space="preserve"> - full experiment log including hyperparameter grids, best parameters, and artifact references</w:t>
       </w:r>
     </w:p>
     <w:p>
@@ -1461,7 +1844,47 @@
     </w:p>
     <w:p>
       <w:r>
-        <w:t>The training_artifacts/ directory stores the raw plots (confusion matrices, ROC curves, feature importance charts) generated during each model's training. These are organized by model name (e.g., training_artifacts/LogisticRegression/). MLflow logs these as artifacts within each run, and they are also copied into the time-based screenshots/mlflow/ folders for easy reference.</w:t>
+        <w:t xml:space="preserve">The </w:t>
+      </w:r>
+      <w:proofErr w:type="spellStart"/>
+      <w:r>
+        <w:t>training_artifacts</w:t>
+      </w:r>
+      <w:proofErr w:type="spellEnd"/>
+      <w:r>
+        <w:t xml:space="preserve">/ directory stores the raw plots (confusion matrices, ROC curves, feature importance charts) generated during each model's training. These are organized by model name (e.g., </w:t>
+      </w:r>
+      <w:proofErr w:type="spellStart"/>
+      <w:r>
+        <w:t>training_artifacts</w:t>
+      </w:r>
+      <w:proofErr w:type="spellEnd"/>
+      <w:r>
+        <w:t>/</w:t>
+      </w:r>
+      <w:proofErr w:type="spellStart"/>
+      <w:r>
+        <w:t>LogisticRegression</w:t>
+      </w:r>
+      <w:proofErr w:type="spellEnd"/>
+      <w:r>
+        <w:t xml:space="preserve">/). </w:t>
+      </w:r>
+      <w:proofErr w:type="spellStart"/>
+      <w:r>
+        <w:t>MLflow</w:t>
+      </w:r>
+      <w:proofErr w:type="spellEnd"/>
+      <w:r>
+        <w:t xml:space="preserve"> logs these as artifacts within each run, and they are also copied into the time-based screenshots/</w:t>
+      </w:r>
+      <w:proofErr w:type="spellStart"/>
+      <w:r>
+        <w:t>mlflow</w:t>
+      </w:r>
+      <w:proofErr w:type="spellEnd"/>
+      <w:r>
+        <w:t>/ folders for easy reference.</w:t>
       </w:r>
     </w:p>
     <w:p>
@@ -1518,7 +1941,23 @@
           <w:i/>
           <w:sz w:val="18"/>
         </w:rPr>
-        <w:t>Figure 7: MLflow UI - All experiment runs</w:t>
+        <w:t xml:space="preserve">Figure 7: </w:t>
+      </w:r>
+      <w:proofErr w:type="spellStart"/>
+      <w:r>
+        <w:rPr>
+          <w:i/>
+          <w:sz w:val="18"/>
+        </w:rPr>
+        <w:t>MLflow</w:t>
+      </w:r>
+      <w:proofErr w:type="spellEnd"/>
+      <w:r>
+        <w:rPr>
+          <w:i/>
+          <w:sz w:val="18"/>
+        </w:rPr>
+        <w:t xml:space="preserve"> UI - All experiment runs</w:t>
       </w:r>
     </w:p>
     <w:p>
@@ -1537,7 +1976,23 @@
     </w:p>
     <w:p>
       <w:r>
-        <w:t>All three trained models are serialized as full scikit-learn pipelines (ColumnTransformer + Classifier) using joblib pickle format. This means the model file contains both the preprocessing and classification logic, so raw features can be fed directly without separate preprocessing steps.</w:t>
+        <w:t>All three trained models are serialized as full scikit-learn pipelines (</w:t>
+      </w:r>
+      <w:proofErr w:type="spellStart"/>
+      <w:r>
+        <w:t>ColumnTransformer</w:t>
+      </w:r>
+      <w:proofErr w:type="spellEnd"/>
+      <w:r>
+        <w:t xml:space="preserve"> + Classifier) using </w:t>
+      </w:r>
+      <w:proofErr w:type="spellStart"/>
+      <w:r>
+        <w:t>joblib</w:t>
+      </w:r>
+      <w:proofErr w:type="spellEnd"/>
+      <w:r>
+        <w:t xml:space="preserve"> pickle format. This means the model file contains both the preprocessing and classification logic, so raw features can be fed directly without separate preprocessing steps.</w:t>
       </w:r>
     </w:p>
     <w:p>
@@ -1550,7 +2005,15 @@
     </w:p>
     <w:p>
       <w:r>
-        <w:t>A standalone inference script (src/inference.py) allows command-line predictions without running the API server:</w:t>
+        <w:t>A standalone inference script (</w:t>
+      </w:r>
+      <w:proofErr w:type="spellStart"/>
+      <w:r>
+        <w:t>src</w:t>
+      </w:r>
+      <w:proofErr w:type="spellEnd"/>
+      <w:r>
+        <w:t>/inference.py) allows command-line predictions without running the API server:</w:t>
       </w:r>
     </w:p>
     <w:p>
@@ -1563,7 +2026,15 @@
     </w:p>
     <w:p>
       <w:r>
-        <w:t>The script automatically loads the best model (from models_metadata.json) and returns the prediction, label, confidence score, and model name.</w:t>
+        <w:t xml:space="preserve">The script automatically loads the best model (from </w:t>
+      </w:r>
+      <w:proofErr w:type="spellStart"/>
+      <w:r>
+        <w:t>models_metadata.json</w:t>
+      </w:r>
+      <w:proofErr w:type="spellEnd"/>
+      <w:r>
+        <w:t>) and returns the prediction, label, confidence score, and model name.</w:t>
       </w:r>
     </w:p>
     <w:p>
@@ -1579,7 +2050,15 @@
         <w:pStyle w:val="ListBullet"/>
       </w:pPr>
       <w:r>
-        <w:t>models/LogisticRegression.pkl - Best model (ROC-AUC: 0.9643)</w:t>
+        <w:t>models/</w:t>
+      </w:r>
+      <w:proofErr w:type="spellStart"/>
+      <w:r>
+        <w:t>LogisticRegression.pkl</w:t>
+      </w:r>
+      <w:proofErr w:type="spellEnd"/>
+      <w:r>
+        <w:t xml:space="preserve"> - Best model (ROC-AUC: 0.9643)</w:t>
       </w:r>
     </w:p>
     <w:p>
@@ -1587,7 +2066,15 @@
         <w:pStyle w:val="ListBullet"/>
       </w:pPr>
       <w:r>
-        <w:t>models/RandomForest.pkl - Second best (ROC-AUC: 0.9556)</w:t>
+        <w:t>models/</w:t>
+      </w:r>
+      <w:proofErr w:type="spellStart"/>
+      <w:r>
+        <w:t>RandomForest.pkl</w:t>
+      </w:r>
+      <w:proofErr w:type="spellEnd"/>
+      <w:r>
+        <w:t xml:space="preserve"> - Second best (ROC-AUC: 0.9556)</w:t>
       </w:r>
     </w:p>
     <w:p>
@@ -1595,7 +2082,15 @@
         <w:pStyle w:val="ListBullet"/>
       </w:pPr>
       <w:r>
-        <w:t>models/GradientBoosting.pkl - Third (ROC-AUC: 0.9177)</w:t>
+        <w:t>models/</w:t>
+      </w:r>
+      <w:proofErr w:type="spellStart"/>
+      <w:r>
+        <w:t>GradientBoosting.pkl</w:t>
+      </w:r>
+      <w:proofErr w:type="spellEnd"/>
+      <w:r>
+        <w:t xml:space="preserve"> - Third (ROC-AUC: 0.9177)</w:t>
       </w:r>
     </w:p>
     <w:p>
@@ -1603,7 +2098,15 @@
         <w:pStyle w:val="ListBullet"/>
       </w:pPr>
       <w:r>
-        <w:t>models/models_metadata.json - Metrics, best model indicator, feature list</w:t>
+        <w:t>models/</w:t>
+      </w:r>
+      <w:proofErr w:type="spellStart"/>
+      <w:r>
+        <w:t>models_metadata.json</w:t>
+      </w:r>
+      <w:proofErr w:type="spellEnd"/>
+      <w:r>
+        <w:t xml:space="preserve"> - Metrics, best model indicator, feature list</w:t>
       </w:r>
     </w:p>
     <w:p>
@@ -1616,7 +2119,15 @@
     </w:p>
     <w:p>
       <w:r>
-        <w:t>32 unit tests cover the full pipeline using Pytest:</w:t>
+        <w:t xml:space="preserve">32 unit tests cover the full pipeline using </w:t>
+      </w:r>
+      <w:proofErr w:type="spellStart"/>
+      <w:r>
+        <w:t>Pytest</w:t>
+      </w:r>
+      <w:proofErr w:type="spellEnd"/>
+      <w:r>
+        <w:t>:</w:t>
       </w:r>
     </w:p>
     <w:p>
@@ -1928,7 +2439,15 @@
           </w:tcPr>
           <w:p>
             <w:r>
-              <w:t xml:space="preserve">Normal thal, no </w:t>
+              <w:t xml:space="preserve">Normal </w:t>
+            </w:r>
+            <w:proofErr w:type="spellStart"/>
+            <w:r>
+              <w:t>thal</w:t>
+            </w:r>
+            <w:proofErr w:type="spellEnd"/>
+            <w:r>
+              <w:t xml:space="preserve">, no </w:t>
             </w:r>
             <w:r>
               <w:lastRenderedPageBreak/>
@@ -2088,13 +2607,34 @@
       <w:pPr>
         <w:pStyle w:val="Heading2"/>
       </w:pPr>
-      <w:r>
-        <w:t>FastAPI Application</w:t>
-      </w:r>
-    </w:p>
-    <w:p>
-      <w:r>
-        <w:t>The prediction API is built with FastAPI (api/app.py) and exposes the following endpoints:</w:t>
+      <w:proofErr w:type="spellStart"/>
+      <w:r>
+        <w:t>FastAPI</w:t>
+      </w:r>
+      <w:proofErr w:type="spellEnd"/>
+      <w:r>
+        <w:t xml:space="preserve"> Application</w:t>
+      </w:r>
+    </w:p>
+    <w:p>
+      <w:r>
+        <w:t xml:space="preserve">The prediction API is built with </w:t>
+      </w:r>
+      <w:proofErr w:type="spellStart"/>
+      <w:r>
+        <w:t>FastAPI</w:t>
+      </w:r>
+      <w:proofErr w:type="spellEnd"/>
+      <w:r>
+        <w:t xml:space="preserve"> (</w:t>
+      </w:r>
+      <w:proofErr w:type="spellStart"/>
+      <w:r>
+        <w:t>api</w:t>
+      </w:r>
+      <w:proofErr w:type="spellEnd"/>
+      <w:r>
+        <w:t>/app.py) and exposes the following endpoints:</w:t>
       </w:r>
     </w:p>
     <w:p>
@@ -2118,12 +2658,28 @@
         <w:pStyle w:val="ListBullet"/>
       </w:pPr>
       <w:r>
-        <w:t>GET /metrics - Prometheus-format metrics (request count, latency histogram, auto-instrumented via prometheus-fastapi-instrumentator)</w:t>
-      </w:r>
-    </w:p>
-    <w:p>
-      <w:r>
-        <w:t>Input validation uses Pydantic models with range constraints on all 13 features (e.g., age &gt;= 0, sex in [0,1], cp in [0,3]). Invalid inputs return HTTP 422 with detailed error messages.</w:t>
+        <w:t xml:space="preserve">GET /metrics - Prometheus-format metrics (request count, latency histogram, auto-instrumented via </w:t>
+      </w:r>
+      <w:proofErr w:type="spellStart"/>
+      <w:r>
+        <w:t>prometheus-fastapi-instrumentator</w:t>
+      </w:r>
+      <w:proofErr w:type="spellEnd"/>
+      <w:r>
+        <w:t>)</w:t>
+      </w:r>
+    </w:p>
+    <w:p>
+      <w:r>
+        <w:t xml:space="preserve">Input validation uses </w:t>
+      </w:r>
+      <w:proofErr w:type="spellStart"/>
+      <w:r>
+        <w:t>Pydantic</w:t>
+      </w:r>
+      <w:proofErr w:type="spellEnd"/>
+      <w:r>
+        <w:t xml:space="preserve"> models with range constraints on all 13 features (e.g., age &gt;= 0, sex in [0,1], cp in [0,3]). Invalid inputs return HTTP 422 with detailed error messages.</w:t>
       </w:r>
     </w:p>
     <w:p>
@@ -2145,7 +2701,23 @@
     </w:p>
     <w:p>
       <w:r>
-        <w:t>A GitHub Actions CI/CD pipeline (.github/workflows/ci-cd.yml) automates the full lifecycle from code push to production deployment.</w:t>
+        <w:t>A GitHub Actions CI/CD pipeline (.</w:t>
+      </w:r>
+      <w:proofErr w:type="spellStart"/>
+      <w:r>
+        <w:t>github</w:t>
+      </w:r>
+      <w:proofErr w:type="spellEnd"/>
+      <w:r>
+        <w:t>/workflows/ci-</w:t>
+      </w:r>
+      <w:proofErr w:type="spellStart"/>
+      <w:r>
+        <w:t>cd.yml</w:t>
+      </w:r>
+      <w:proofErr w:type="spellEnd"/>
+      <w:r>
+        <w:t>) automates the full lifecycle from code push to production deployment.</w:t>
       </w:r>
     </w:p>
     <w:p>
@@ -2169,7 +2741,15 @@
         <w:pStyle w:val="ListBullet"/>
       </w:pPr>
       <w:r>
-        <w:t>Test - install dependencies, train model (fresh), run pytest (32 tests)</w:t>
+        <w:t xml:space="preserve">Test - install dependencies, train model (fresh), run </w:t>
+      </w:r>
+      <w:proofErr w:type="spellStart"/>
+      <w:r>
+        <w:t>pytest</w:t>
+      </w:r>
+      <w:proofErr w:type="spellEnd"/>
+      <w:r>
+        <w:t xml:space="preserve"> (32 tests)</w:t>
       </w:r>
     </w:p>
     <w:p>
@@ -2185,7 +2765,15 @@
         <w:pStyle w:val="ListBullet"/>
       </w:pPr>
       <w:r>
-        <w:t>Deploy - get GKE credentials, kubectl set image, verify rollout status</w:t>
+        <w:t xml:space="preserve">Deploy - get GKE credentials, </w:t>
+      </w:r>
+      <w:proofErr w:type="spellStart"/>
+      <w:r>
+        <w:t>kubectl</w:t>
+      </w:r>
+      <w:proofErr w:type="spellEnd"/>
+      <w:r>
+        <w:t xml:space="preserve"> set image, verify rollout status</w:t>
       </w:r>
     </w:p>
     <w:p>
@@ -2246,7 +2834,15 @@
         <w:pStyle w:val="ListBullet"/>
       </w:pPr>
       <w:r>
-        <w:t>Project: mlops-personal-lab</w:t>
+        <w:t xml:space="preserve">Project: </w:t>
+      </w:r>
+      <w:proofErr w:type="spellStart"/>
+      <w:r>
+        <w:t>mlops</w:t>
+      </w:r>
+      <w:proofErr w:type="spellEnd"/>
+      <w:r>
+        <w:t>-personal-lab</w:t>
       </w:r>
     </w:p>
     <w:p>
@@ -2254,7 +2850,15 @@
         <w:pStyle w:val="ListBullet"/>
       </w:pPr>
       <w:r>
-        <w:t>Cluster: mlops-cluster (us-central1-a, 1 node, e2-small)</w:t>
+        <w:t xml:space="preserve">Cluster: </w:t>
+      </w:r>
+      <w:proofErr w:type="spellStart"/>
+      <w:r>
+        <w:t>mlops</w:t>
+      </w:r>
+      <w:proofErr w:type="spellEnd"/>
+      <w:r>
+        <w:t>-cluster (us-central1-a, 1 node, e2-small)</w:t>
       </w:r>
     </w:p>
     <w:p>
@@ -2262,7 +2866,23 @@
         <w:pStyle w:val="ListBullet"/>
       </w:pPr>
       <w:r>
-        <w:t>Container Registry: us-central1-docker.pkg.dev/mlops-personal-lab/mlops-repo</w:t>
+        <w:t>Container Registry: us-central1-docker.pkg.dev/</w:t>
+      </w:r>
+      <w:proofErr w:type="spellStart"/>
+      <w:r>
+        <w:t>mlops</w:t>
+      </w:r>
+      <w:proofErr w:type="spellEnd"/>
+      <w:r>
+        <w:t>-personal-lab/</w:t>
+      </w:r>
+      <w:proofErr w:type="spellStart"/>
+      <w:r>
+        <w:t>mlops</w:t>
+      </w:r>
+      <w:proofErr w:type="spellEnd"/>
+      <w:r>
+        <w:t>-repo</w:t>
       </w:r>
     </w:p>
     <w:p>
@@ -2270,7 +2890,23 @@
         <w:pStyle w:val="ListBullet"/>
       </w:pPr>
       <w:r>
-        <w:t>Service Account: github-actions-sa (Artifact Registry Writer + GKE Developer)</w:t>
+        <w:t xml:space="preserve">Service Account: </w:t>
+      </w:r>
+      <w:proofErr w:type="spellStart"/>
+      <w:r>
+        <w:t>github</w:t>
+      </w:r>
+      <w:proofErr w:type="spellEnd"/>
+      <w:r>
+        <w:t>-actions-</w:t>
+      </w:r>
+      <w:proofErr w:type="spellStart"/>
+      <w:r>
+        <w:t>sa</w:t>
+      </w:r>
+      <w:proofErr w:type="spellEnd"/>
+      <w:r>
+        <w:t xml:space="preserve"> (Artifact Registry Writer + GKE Developer)</w:t>
       </w:r>
     </w:p>
     <w:p>
@@ -2289,7 +2925,15 @@
     </w:p>
     <w:p>
       <w:r>
-        <w:t>A LoadBalancer Service exposes the API on port 80 (forwarding to container port 8000), provisioning a public IP address automatically.</w:t>
+        <w:t xml:space="preserve">A </w:t>
+      </w:r>
+      <w:proofErr w:type="spellStart"/>
+      <w:r>
+        <w:t>LoadBalancer</w:t>
+      </w:r>
+      <w:proofErr w:type="spellEnd"/>
+      <w:r>
+        <w:t xml:space="preserve"> Service exposes the API on port 80 (forwarding to container port 8000), provisioning a public IP address automatically.</w:t>
       </w:r>
     </w:p>
     <w:p>
@@ -2358,7 +3002,15 @@
     </w:p>
     <w:p>
       <w:r>
-        <w:t>The FastAPI application includes structured JSON logging for every prediction request. Each log entry includes: timestamp, input features, prediction result, confidence score, and model name. This provides an audit trail for debugging and compliance.</w:t>
+        <w:t xml:space="preserve">The </w:t>
+      </w:r>
+      <w:proofErr w:type="spellStart"/>
+      <w:r>
+        <w:t>FastAPI</w:t>
+      </w:r>
+      <w:proofErr w:type="spellEnd"/>
+      <w:r>
+        <w:t xml:space="preserve"> application includes structured JSON logging for every prediction request. Each log entry includes: timestamp, input features, prediction result, confidence score, and model name. This provides an audit trail for debugging and compliance.</w:t>
       </w:r>
     </w:p>
     <w:p>
@@ -2376,61 +3028,107 @@
     </w:p>
     <w:p>
       <w:r>
-        <w:t>Standard HTTP Metrics (auto-instrumented via prometheus-fastapi-instrumentator):</w:t>
+        <w:t xml:space="preserve">Standard HTTP Metrics (auto-instrumented via </w:t>
+      </w:r>
+      <w:proofErr w:type="spellStart"/>
+      <w:r>
+        <w:t>prometheus-fastapi-instrumentator</w:t>
+      </w:r>
+      <w:proofErr w:type="spellEnd"/>
+      <w:r>
+        <w:t>):</w:t>
       </w:r>
     </w:p>
     <w:p>
       <w:pPr>
         <w:pStyle w:val="ListBullet"/>
       </w:pPr>
-      <w:r>
-        <w:t>http_requests_total - counter of all requests by method, handler, and status</w:t>
+      <w:proofErr w:type="spellStart"/>
+      <w:r>
+        <w:t>http_requests_total</w:t>
+      </w:r>
+      <w:proofErr w:type="spellEnd"/>
+      <w:r>
+        <w:t xml:space="preserve"> - counter of all requests by method, handler, and status</w:t>
       </w:r>
     </w:p>
     <w:p>
       <w:pPr>
         <w:pStyle w:val="ListBullet"/>
       </w:pPr>
-      <w:r>
-        <w:t>http_request_duration_seconds - histogram of request latency</w:t>
+      <w:proofErr w:type="spellStart"/>
+      <w:r>
+        <w:t>http_request_duration_seconds</w:t>
+      </w:r>
+      <w:proofErr w:type="spellEnd"/>
+      <w:r>
+        <w:t xml:space="preserve"> - histogram of request latency</w:t>
       </w:r>
     </w:p>
     <w:p>
       <w:pPr>
         <w:pStyle w:val="ListBullet"/>
       </w:pPr>
-      <w:r>
-        <w:t>http_requests_in_progress - gauge of concurrent requests</w:t>
+      <w:proofErr w:type="spellStart"/>
+      <w:r>
+        <w:t>http_requests_in_progress</w:t>
+      </w:r>
+      <w:proofErr w:type="spellEnd"/>
+      <w:r>
+        <w:t xml:space="preserve"> - gauge of concurrent requests</w:t>
       </w:r>
     </w:p>
     <w:p/>
     <w:p>
       <w:r>
-        <w:t>Custom ML Metrics (application-level, defined in api/app.py):</w:t>
+        <w:t xml:space="preserve">Custom ML Metrics (application-level, defined in </w:t>
+      </w:r>
+      <w:proofErr w:type="spellStart"/>
+      <w:r>
+        <w:t>api</w:t>
+      </w:r>
+      <w:proofErr w:type="spellEnd"/>
+      <w:r>
+        <w:t>/app.py):</w:t>
       </w:r>
     </w:p>
     <w:p>
       <w:pPr>
         <w:pStyle w:val="ListBullet"/>
       </w:pPr>
-      <w:r>
-        <w:t>ml_predictions_total - counter of predictions by class (Disease / No Disease)</w:t>
+      <w:proofErr w:type="spellStart"/>
+      <w:r>
+        <w:t>ml_predictions_total</w:t>
+      </w:r>
+      <w:proofErr w:type="spellEnd"/>
+      <w:r>
+        <w:t xml:space="preserve"> - counter of predictions by class (Disease / No Disease)</w:t>
       </w:r>
     </w:p>
     <w:p>
       <w:pPr>
         <w:pStyle w:val="ListBullet"/>
       </w:pPr>
-      <w:r>
-        <w:t>ml_prediction_confidence - histogram of model confidence scores (buckets: 0.5-1.0)</w:t>
+      <w:proofErr w:type="spellStart"/>
+      <w:r>
+        <w:t>ml_prediction_confidence</w:t>
+      </w:r>
+      <w:proofErr w:type="spellEnd"/>
+      <w:r>
+        <w:t xml:space="preserve"> - histogram of model confidence scores (buckets: 0.5-1.0)</w:t>
       </w:r>
     </w:p>
     <w:p>
       <w:pPr>
         <w:pStyle w:val="ListBullet"/>
       </w:pPr>
-      <w:r>
-        <w:t>ml_model_info - gauge indicating currently active model (labeled by model name)</w:t>
+      <w:proofErr w:type="spellStart"/>
+      <w:r>
+        <w:t>ml_model_info</w:t>
+      </w:r>
+      <w:proofErr w:type="spellEnd"/>
+      <w:r>
+        <w:t xml:space="preserve"> - gauge indicating currently active model (labeled by model name)</w:t>
       </w:r>
     </w:p>
     <w:p>
@@ -2459,8 +3157,21 @@
         <w:pStyle w:val="ListBullet"/>
       </w:pPr>
       <w:r>
-        <w:t>Grafana (grafana/grafana:10.4.0) - provides dashboards with pre-configured Prometheus datasource</w:t>
-      </w:r>
+        <w:t>Grafana (</w:t>
+      </w:r>
+      <w:proofErr w:type="spellStart"/>
+      <w:r>
+        <w:t>grafana</w:t>
+      </w:r>
+      <w:proofErr w:type="spellEnd"/>
+      <w:r>
+        <w:t xml:space="preserve">/grafana:10.4.0) - provides dashboards with pre-configured Prometheus </w:t>
+      </w:r>
+      <w:proofErr w:type="spellStart"/>
+      <w:r>
+        <w:t>datasource</w:t>
+      </w:r>
+      <w:proofErr w:type="spellEnd"/>
     </w:p>
     <w:p>
       <w:pPr>
@@ -2606,7 +3317,15 @@
     </w:p>
     <w:p>
       <w:r>
-        <w:t>The complete MLOps pipeline flow:</w:t>
+        <w:t xml:space="preserve">The complete </w:t>
+      </w:r>
+      <w:proofErr w:type="spellStart"/>
+      <w:r>
+        <w:t>MLOps</w:t>
+      </w:r>
+      <w:proofErr w:type="spellEnd"/>
+      <w:r>
+        <w:t xml:space="preserve"> pipeline flow:</w:t>
       </w:r>
     </w:p>
     <w:p>
@@ -2614,7 +3333,15 @@
         <w:pStyle w:val="ListBullet"/>
       </w:pPr>
       <w:r>
-        <w:t>1. Data Acquisition: UCI Repository via ucimlrepo package (dataset ID 45)</w:t>
+        <w:t xml:space="preserve">1. Data Acquisition: UCI Repository via </w:t>
+      </w:r>
+      <w:proofErr w:type="spellStart"/>
+      <w:r>
+        <w:t>ucimlrepo</w:t>
+      </w:r>
+      <w:proofErr w:type="spellEnd"/>
+      <w:r>
+        <w:t xml:space="preserve"> package (dataset ID 45)</w:t>
       </w:r>
     </w:p>
     <w:p>
@@ -2630,7 +3357,39 @@
         <w:pStyle w:val="ListBullet"/>
       </w:pPr>
       <w:r>
-        <w:t>3. Feature Engineering: sklearn ColumnTransformer (StandardScaler + OneHotEncoder)</w:t>
+        <w:t xml:space="preserve">3. Feature Engineering: </w:t>
+      </w:r>
+      <w:proofErr w:type="spellStart"/>
+      <w:r>
+        <w:t>sklearn</w:t>
+      </w:r>
+      <w:proofErr w:type="spellEnd"/>
+      <w:r>
+        <w:t xml:space="preserve"> </w:t>
+      </w:r>
+      <w:proofErr w:type="spellStart"/>
+      <w:r>
+        <w:t>ColumnTransformer</w:t>
+      </w:r>
+      <w:proofErr w:type="spellEnd"/>
+      <w:r>
+        <w:t xml:space="preserve"> (</w:t>
+      </w:r>
+      <w:proofErr w:type="spellStart"/>
+      <w:r>
+        <w:t>StandardScaler</w:t>
+      </w:r>
+      <w:proofErr w:type="spellEnd"/>
+      <w:r>
+        <w:t xml:space="preserve"> + </w:t>
+      </w:r>
+      <w:proofErr w:type="spellStart"/>
+      <w:r>
+        <w:t>OneHotEncoder</w:t>
+      </w:r>
+      <w:proofErr w:type="spellEnd"/>
+      <w:r>
+        <w:t>)</w:t>
       </w:r>
     </w:p>
     <w:p>
@@ -2638,7 +3397,15 @@
         <w:pStyle w:val="ListBullet"/>
       </w:pPr>
       <w:r>
-        <w:t>4. Training: 3 models with GridSearchCV, 5-fold stratified CV</w:t>
+        <w:t xml:space="preserve">4. Training: 3 models with </w:t>
+      </w:r>
+      <w:proofErr w:type="spellStart"/>
+      <w:r>
+        <w:t>GridSearchCV</w:t>
+      </w:r>
+      <w:proofErr w:type="spellEnd"/>
+      <w:r>
+        <w:t>, 5-fold stratified CV</w:t>
       </w:r>
     </w:p>
     <w:p>
@@ -2646,7 +3413,15 @@
         <w:pStyle w:val="ListBullet"/>
       </w:pPr>
       <w:r>
-        <w:t>5. Experiment Tracking: MLflow logs params, metrics, artifacts per run</w:t>
+        <w:t xml:space="preserve">5. Experiment Tracking: </w:t>
+      </w:r>
+      <w:proofErr w:type="spellStart"/>
+      <w:r>
+        <w:t>MLflow</w:t>
+      </w:r>
+      <w:proofErr w:type="spellEnd"/>
+      <w:r>
+        <w:t xml:space="preserve"> logs params, metrics, artifacts per run</w:t>
       </w:r>
     </w:p>
     <w:p>
@@ -2654,15 +3429,36 @@
         <w:pStyle w:val="ListBullet"/>
       </w:pPr>
       <w:r>
-        <w:t>6. Model Packaging: joblib pickle + models_metadata.json</w:t>
-      </w:r>
+        <w:t xml:space="preserve">6. Model Packaging: </w:t>
+      </w:r>
+      <w:proofErr w:type="spellStart"/>
+      <w:r>
+        <w:t>joblib</w:t>
+      </w:r>
+      <w:proofErr w:type="spellEnd"/>
+      <w:r>
+        <w:t xml:space="preserve"> pickle + </w:t>
+      </w:r>
+      <w:proofErr w:type="spellStart"/>
+      <w:r>
+        <w:t>models_metadata.json</w:t>
+      </w:r>
+      <w:proofErr w:type="spellEnd"/>
     </w:p>
     <w:p>
       <w:pPr>
         <w:pStyle w:val="ListBullet"/>
       </w:pPr>
       <w:r>
-        <w:t>7. API: FastAPI with /predict, /health, /metrics endpoints</w:t>
+        <w:t xml:space="preserve">7. API: </w:t>
+      </w:r>
+      <w:proofErr w:type="spellStart"/>
+      <w:r>
+        <w:t>FastAPI</w:t>
+      </w:r>
+      <w:proofErr w:type="spellEnd"/>
+      <w:r>
+        <w:t xml:space="preserve"> with /predict, /health, /metrics endpoints</w:t>
       </w:r>
     </w:p>
     <w:p>
@@ -2678,7 +3474,15 @@
         <w:pStyle w:val="ListBullet"/>
       </w:pPr>
       <w:r>
-        <w:t>9. CI/CD: GitHub Actions (lint -&gt; test -&gt; build+push -&gt; deploy)</w:t>
+        <w:t xml:space="preserve">9. CI/CD: GitHub Actions (lint -&gt; test -&gt; </w:t>
+      </w:r>
+      <w:proofErr w:type="spellStart"/>
+      <w:r>
+        <w:t>build+push</w:t>
+      </w:r>
+      <w:proofErr w:type="spellEnd"/>
+      <w:r>
+        <w:t xml:space="preserve"> -&gt; deploy)</w:t>
       </w:r>
     </w:p>
     <w:p>
@@ -2686,7 +3490,15 @@
         <w:pStyle w:val="ListBullet"/>
       </w:pPr>
       <w:r>
-        <w:t>10. Deployment: GKE (1 replica, LoadBalancer, health probes)</w:t>
+        <w:t xml:space="preserve">10. Deployment: GKE (1 replica, </w:t>
+      </w:r>
+      <w:proofErr w:type="spellStart"/>
+      <w:r>
+        <w:t>LoadBalancer</w:t>
+      </w:r>
+      <w:proofErr w:type="spellEnd"/>
+      <w:r>
+        <w:t>, health probes)</w:t>
       </w:r>
     </w:p>
     <w:p>
@@ -2707,7 +3519,15 @@
     </w:p>
     <w:p>
       <w:r>
-        <w:t>This project demonstrates a complete MLOps lifecycle from raw data to production-deployed model with automated CI/CD and monitoring. Key outcomes:</w:t>
+        <w:t xml:space="preserve">This project demonstrates a complete </w:t>
+      </w:r>
+      <w:proofErr w:type="spellStart"/>
+      <w:r>
+        <w:t>MLOps</w:t>
+      </w:r>
+      <w:proofErr w:type="spellEnd"/>
+      <w:r>
+        <w:t xml:space="preserve"> lifecycle from raw data to production-deployed model with automated CI/CD and monitoring. Key outcomes:</w:t>
       </w:r>
     </w:p>
     <w:p>
@@ -2723,7 +3543,15 @@
         <w:pStyle w:val="ListBullet"/>
       </w:pPr>
       <w:r>
-        <w:t>Full reproducibility via ucimlrepo data fetching and pinned requirements</w:t>
+        <w:t xml:space="preserve">Full reproducibility via </w:t>
+      </w:r>
+      <w:proofErr w:type="spellStart"/>
+      <w:r>
+        <w:t>ucimlrepo</w:t>
+      </w:r>
+      <w:proofErr w:type="spellEnd"/>
+      <w:r>
+        <w:t xml:space="preserve"> data fetching and pinned requirements</w:t>
       </w:r>
     </w:p>
     <w:p>
@@ -2751,9 +3579,12 @@
       </w:r>
     </w:p>
     <w:sectPr>
-      <w:footerReference w:type="even" r:id="rId15"/>
-      <w:footerReference w:type="default" r:id="rId16"/>
-      <w:footerReference w:type="first" r:id="rId17"/>
+      <w:headerReference w:type="even" r:id="rId15"/>
+      <w:headerReference w:type="default" r:id="rId16"/>
+      <w:footerReference w:type="even" r:id="rId17"/>
+      <w:footerReference w:type="default" r:id="rId18"/>
+      <w:headerReference w:type="first" r:id="rId19"/>
+      <w:footerReference w:type="first" r:id="rId20"/>
       <w:pgSz w:w="12240" w:h="15840"/>
       <w:pgMar w:top="1440" w:right="1800" w:bottom="1440" w:left="1800" w:header="720" w:footer="720" w:gutter="0"/>
       <w:cols w:space="720"/>
@@ -2981,16 +3812,6 @@
                               <w:szCs w:val="16"/>
                             </w:rPr>
                           </w:pPr>
-                          <w:r>
-                            <w:rPr>
-                              <w:rFonts w:ascii="Aptos" w:eastAsia="Aptos" w:hAnsi="Aptos" w:cs="Aptos"/>
-                              <w:noProof/>
-                              <w:color w:val="000000"/>
-                              <w:sz w:val="16"/>
-                              <w:szCs w:val="16"/>
-                            </w:rPr>
-                            <w:t>Cisco Confidential</w:t>
-                          </w:r>
                         </w:p>
                       </w:txbxContent>
                     </wps:txbx>
@@ -3013,7 +3834,6 @@
               <v:path gradientshapeok="t" o:connecttype="rect"/>
             </v:shapetype>
             <v:shape id="Text Box 3" o:spid="_x0000_s1027" type="#_x0000_t202" alt="Cisco Confidential" style="position:absolute;margin-left:33pt;margin-top:0;width:84.2pt;height:26.25pt;z-index:251660288;visibility:visible;mso-wrap-style:none;mso-wrap-distance-left:0;mso-wrap-distance-top:0;mso-wrap-distance-right:0;mso-wrap-distance-bottom:0;mso-position-horizontal:right;mso-position-horizontal-relative:page;mso-position-vertical:bottom;mso-position-vertical-relative:page;v-text-anchor:bottom" o:gfxdata="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" filled="f" stroked="f">
-              <v:fill o:detectmouseclick="t"/>
               <v:textbox style="mso-fit-shape-to-text:t" inset="0,0,20pt,15pt">
                 <w:txbxContent>
                   <w:p>
@@ -3027,16 +3847,6 @@
                         <w:szCs w:val="16"/>
                       </w:rPr>
                     </w:pPr>
-                    <w:r>
-                      <w:rPr>
-                        <w:rFonts w:ascii="Aptos" w:eastAsia="Aptos" w:hAnsi="Aptos" w:cs="Aptos"/>
-                        <w:noProof/>
-                        <w:color w:val="000000"/>
-                        <w:sz w:val="16"/>
-                        <w:szCs w:val="16"/>
-                      </w:rPr>
-                      <w:t>Cisco Confidential</w:t>
-                    </w:r>
                   </w:p>
                 </w:txbxContent>
               </v:textbox>
@@ -3204,6 +4014,36 @@
     </w:p>
   </w:footnote>
 </w:footnotes>
+</file>
+
+<file path=word/header1.xml><?xml version="1.0" encoding="utf-8"?>
+<w:hdr xmlns:wpc="http://schemas.microsoft.com/office/word/2010/wordprocessingCanvas" xmlns:cx="http://schemas.microsoft.com/office/drawing/2014/chartex" xmlns:cx1="http://schemas.microsoft.com/office/drawing/2015/9/8/chartex" xmlns:cx2="http://schemas.microsoft.com/office/drawing/2015/10/21/chartex" xmlns:cx3="http://schemas.microsoft.com/office/drawing/2016/5/9/chartex" xmlns:cx4="http://schemas.microsoft.com/office/drawing/2016/5/10/chartex" xmlns:cx5="http://schemas.microsoft.com/office/drawing/2016/5/11/chartex" xmlns:cx6="http://schemas.microsoft.com/office/drawing/2016/5/12/chartex" xmlns:cx7="http://schemas.microsoft.com/office/drawing/2016/5/13/chartex" xmlns:cx8="http://schemas.microsoft.com/office/drawing/2016/5/14/chartex" xmlns:mc="http://schemas.openxmlformats.org/markup-compatibility/2006" xmlns:aink="http://schemas.microsoft.com/office/drawing/2016/ink" xmlns:am3d="http://schemas.microsoft.com/office/drawing/2017/model3d" xmlns:o="urn:schemas-microsoft-com:office:office" xmlns:oel="http://schemas.microsoft.com/office/2019/extlst" xmlns:r="http://schemas.openxmlformats.org/officeDocument/2006/relationships" xmlns:m="http://schemas.openxmlformats.org/officeDocument/2006/math" xmlns:v="urn:schemas-microsoft-com:vml" xmlns:wp14="http://schemas.microsoft.com/office/word/2010/wordprocessingDrawing" xmlns:wp="http://schemas.openxmlformats.org/drawingml/2006/wordprocessingDrawing" xmlns:w10="urn:schemas-microsoft-com:office:word" xmlns:w="http://schemas.openxmlformats.org/wordprocessingml/2006/main" xmlns:w14="http://schemas.microsoft.com/office/word/2010/wordml" xmlns:w15="http://schemas.microsoft.com/office/word/2012/wordml" xmlns:w16cex="http://schemas.microsoft.com/office/word/2018/wordml/cex" xmlns:w16cid="http://schemas.microsoft.com/office/word/2016/wordml/cid" xmlns:w16="http://schemas.microsoft.com/office/word/2018/wordml" xmlns:w16du="http://schemas.microsoft.com/office/word/2023/wordml/word16du" xmlns:w16sdtdh="http://schemas.microsoft.com/office/word/2020/wordml/sdtdatahash" xmlns:w16sdtfl="http://schemas.microsoft.com/office/word/2024/wordml/sdtformatlock" xmlns:w16se="http://schemas.microsoft.com/office/word/2015/wordml/symex" xmlns:wpg="http://schemas.microsoft.com/office/word/2010/wordprocessingGroup" xmlns:wpi="http://schemas.microsoft.com/office/word/2010/wordprocessingInk" xmlns:wne="http://schemas.microsoft.com/office/word/2006/wordml" xmlns:wps="http://schemas.microsoft.com/office/word/2010/wordprocessingShape" mc:Ignorable="w14 w15 w16se w16cid w16 w16cex w16sdtdh w16sdtfl w16du wp14">
+  <w:p>
+    <w:pPr>
+      <w:pStyle w:val="Header"/>
+    </w:pPr>
+  </w:p>
+</w:hdr>
+</file>
+
+<file path=word/header2.xml><?xml version="1.0" encoding="utf-8"?>
+<w:hdr xmlns:wpc="http://schemas.microsoft.com/office/word/2010/wordprocessingCanvas" xmlns:cx="http://schemas.microsoft.com/office/drawing/2014/chartex" xmlns:cx1="http://schemas.microsoft.com/office/drawing/2015/9/8/chartex" xmlns:cx2="http://schemas.microsoft.com/office/drawing/2015/10/21/chartex" xmlns:cx3="http://schemas.microsoft.com/office/drawing/2016/5/9/chartex" xmlns:cx4="http://schemas.microsoft.com/office/drawing/2016/5/10/chartex" xmlns:cx5="http://schemas.microsoft.com/office/drawing/2016/5/11/chartex" xmlns:cx6="http://schemas.microsoft.com/office/drawing/2016/5/12/chartex" xmlns:cx7="http://schemas.microsoft.com/office/drawing/2016/5/13/chartex" xmlns:cx8="http://schemas.microsoft.com/office/drawing/2016/5/14/chartex" xmlns:mc="http://schemas.openxmlformats.org/markup-compatibility/2006" xmlns:aink="http://schemas.microsoft.com/office/drawing/2016/ink" xmlns:am3d="http://schemas.microsoft.com/office/drawing/2017/model3d" xmlns:o="urn:schemas-microsoft-com:office:office" xmlns:oel="http://schemas.microsoft.com/office/2019/extlst" xmlns:r="http://schemas.openxmlformats.org/officeDocument/2006/relationships" xmlns:m="http://schemas.openxmlformats.org/officeDocument/2006/math" xmlns:v="urn:schemas-microsoft-com:vml" xmlns:wp14="http://schemas.microsoft.com/office/word/2010/wordprocessingDrawing" xmlns:wp="http://schemas.openxmlformats.org/drawingml/2006/wordprocessingDrawing" xmlns:w10="urn:schemas-microsoft-com:office:word" xmlns:w="http://schemas.openxmlformats.org/wordprocessingml/2006/main" xmlns:w14="http://schemas.microsoft.com/office/word/2010/wordml" xmlns:w15="http://schemas.microsoft.com/office/word/2012/wordml" xmlns:w16cex="http://schemas.microsoft.com/office/word/2018/wordml/cex" xmlns:w16cid="http://schemas.microsoft.com/office/word/2016/wordml/cid" xmlns:w16="http://schemas.microsoft.com/office/word/2018/wordml" xmlns:w16du="http://schemas.microsoft.com/office/word/2023/wordml/word16du" xmlns:w16sdtdh="http://schemas.microsoft.com/office/word/2020/wordml/sdtdatahash" xmlns:w16sdtfl="http://schemas.microsoft.com/office/word/2024/wordml/sdtformatlock" xmlns:w16se="http://schemas.microsoft.com/office/word/2015/wordml/symex" xmlns:wpg="http://schemas.microsoft.com/office/word/2010/wordprocessingGroup" xmlns:wpi="http://schemas.microsoft.com/office/word/2010/wordprocessingInk" xmlns:wne="http://schemas.microsoft.com/office/word/2006/wordml" xmlns:wps="http://schemas.microsoft.com/office/word/2010/wordprocessingShape" mc:Ignorable="w14 w15 w16se w16cid w16 w16cex w16sdtdh w16sdtfl w16du wp14">
+  <w:p>
+    <w:pPr>
+      <w:pStyle w:val="Header"/>
+    </w:pPr>
+  </w:p>
+</w:hdr>
+</file>
+
+<file path=word/header3.xml><?xml version="1.0" encoding="utf-8"?>
+<w:hdr xmlns:wpc="http://schemas.microsoft.com/office/word/2010/wordprocessingCanvas" xmlns:cx="http://schemas.microsoft.com/office/drawing/2014/chartex" xmlns:cx1="http://schemas.microsoft.com/office/drawing/2015/9/8/chartex" xmlns:cx2="http://schemas.microsoft.com/office/drawing/2015/10/21/chartex" xmlns:cx3="http://schemas.microsoft.com/office/drawing/2016/5/9/chartex" xmlns:cx4="http://schemas.microsoft.com/office/drawing/2016/5/10/chartex" xmlns:cx5="http://schemas.microsoft.com/office/drawing/2016/5/11/chartex" xmlns:cx6="http://schemas.microsoft.com/office/drawing/2016/5/12/chartex" xmlns:cx7="http://schemas.microsoft.com/office/drawing/2016/5/13/chartex" xmlns:cx8="http://schemas.microsoft.com/office/drawing/2016/5/14/chartex" xmlns:mc="http://schemas.openxmlformats.org/markup-compatibility/2006" xmlns:aink="http://schemas.microsoft.com/office/drawing/2016/ink" xmlns:am3d="http://schemas.microsoft.com/office/drawing/2017/model3d" xmlns:o="urn:schemas-microsoft-com:office:office" xmlns:oel="http://schemas.microsoft.com/office/2019/extlst" xmlns:r="http://schemas.openxmlformats.org/officeDocument/2006/relationships" xmlns:m="http://schemas.openxmlformats.org/officeDocument/2006/math" xmlns:v="urn:schemas-microsoft-com:vml" xmlns:wp14="http://schemas.microsoft.com/office/word/2010/wordprocessingDrawing" xmlns:wp="http://schemas.openxmlformats.org/drawingml/2006/wordprocessingDrawing" xmlns:w10="urn:schemas-microsoft-com:office:word" xmlns:w="http://schemas.openxmlformats.org/wordprocessingml/2006/main" xmlns:w14="http://schemas.microsoft.com/office/word/2010/wordml" xmlns:w15="http://schemas.microsoft.com/office/word/2012/wordml" xmlns:w16cex="http://schemas.microsoft.com/office/word/2018/wordml/cex" xmlns:w16cid="http://schemas.microsoft.com/office/word/2016/wordml/cid" xmlns:w16="http://schemas.microsoft.com/office/word/2018/wordml" xmlns:w16du="http://schemas.microsoft.com/office/word/2023/wordml/word16du" xmlns:w16sdtdh="http://schemas.microsoft.com/office/word/2020/wordml/sdtdatahash" xmlns:w16sdtfl="http://schemas.microsoft.com/office/word/2024/wordml/sdtformatlock" xmlns:w16se="http://schemas.microsoft.com/office/word/2015/wordml/symex" xmlns:wpg="http://schemas.microsoft.com/office/word/2010/wordprocessingGroup" xmlns:wpi="http://schemas.microsoft.com/office/word/2010/wordprocessingInk" xmlns:wne="http://schemas.microsoft.com/office/word/2006/wordml" xmlns:wps="http://schemas.microsoft.com/office/word/2010/wordprocessingShape" mc:Ignorable="w14 w15 w16se w16cid w16 w16cex w16sdtdh w16sdtfl w16du wp14">
+  <w:p>
+    <w:pPr>
+      <w:pStyle w:val="Header"/>
+    </w:pPr>
+  </w:p>
+</w:hdr>
 </file>
 
 <file path=word/numbering.xml><?xml version="1.0" encoding="utf-8"?>
